--- a/2311102116_Muhammad Raihan Wicaksono Sasongko_Tugas 1.docx
+++ b/2311102116_Muhammad Raihan Wicaksono Sasongko_Tugas 1.docx
@@ -504,7 +504,6 @@
         <w:t xml:space="preserve">Dedy Agung Prabowo, </w:t>
       </w:r>
       <w:proofErr w:type="spellStart"/>
-      <w:proofErr w:type="gramStart"/>
       <w:r>
         <w:rPr>
           <w:rFonts w:ascii="Times New Roman" w:eastAsia="Calibri" w:hAnsi="Times New Roman" w:cs="Times New Roman"/>
@@ -516,7 +515,6 @@
         <w:t>S.Kom</w:t>
       </w:r>
       <w:proofErr w:type="spellEnd"/>
-      <w:proofErr w:type="gramEnd"/>
       <w:r>
         <w:rPr>
           <w:rFonts w:ascii="Times New Roman" w:eastAsia="Calibri" w:hAnsi="Times New Roman" w:cs="Times New Roman"/>
@@ -528,7 +526,6 @@
         <w:t xml:space="preserve">., </w:t>
       </w:r>
       <w:proofErr w:type="spellStart"/>
-      <w:proofErr w:type="gramStart"/>
       <w:r>
         <w:rPr>
           <w:rFonts w:ascii="Times New Roman" w:eastAsia="Calibri" w:hAnsi="Times New Roman" w:cs="Times New Roman"/>
@@ -540,7 +537,6 @@
         <w:t>M.Kom</w:t>
       </w:r>
       <w:proofErr w:type="spellEnd"/>
-      <w:proofErr w:type="gramEnd"/>
     </w:p>
     <w:p>
       <w:pPr>
@@ -684,8 +680,24 @@
           <w:szCs w:val="40"/>
         </w:rPr>
         <w:lastRenderedPageBreak/>
-        <w:t>LINK GIT : ...........</w:t>
-      </w:r>
+        <w:t>LINK GIT :</w:t>
+      </w:r>
+      <w:r>
+        <w:rPr>
+          <w:sz w:val="40"/>
+          <w:szCs w:val="40"/>
+        </w:rPr>
+        <w:t xml:space="preserve"> </w:t>
+      </w:r>
+      <w:hyperlink r:id="rId6" w:history="1">
+        <w:r>
+          <w:rPr>
+            <w:color w:val="0000FF"/>
+            <w:u w:val="single"/>
+          </w:rPr>
+          <w:t>AlexRoscov/AplikasiBerbasisPlatform</w:t>
+        </w:r>
+      </w:hyperlink>
     </w:p>
     <w:p>
       <w:pPr>
@@ -803,7 +815,7 @@
       <w:r>
         <w:t xml:space="preserve">Buka link </w:t>
       </w:r>
-      <w:hyperlink r:id="rId6" w:history="1">
+      <w:hyperlink r:id="rId7" w:history="1">
         <w:r>
           <w:rPr>
             <w:rStyle w:val="Hyperlink"/>
@@ -840,7 +852,7 @@
                     <pic:cNvPicPr/>
                   </pic:nvPicPr>
                   <pic:blipFill>
-                    <a:blip r:embed="rId7"/>
+                    <a:blip r:embed="rId8"/>
                     <a:stretch>
                       <a:fillRect/>
                     </a:stretch>
@@ -906,7 +918,7 @@
                     </pic:cNvPicPr>
                   </pic:nvPicPr>
                   <pic:blipFill>
-                    <a:blip r:embed="rId8">
+                    <a:blip r:embed="rId9">
                       <a:extLst>
                         <a:ext uri="{28A0092B-C50C-407E-A947-70E740481C1C}">
                           <a14:useLocalDpi xmlns:a14="http://schemas.microsoft.com/office/drawing/2010/main" val="0"/>
@@ -956,7 +968,7 @@
                     <pic:cNvPicPr/>
                   </pic:nvPicPr>
                   <pic:blipFill>
-                    <a:blip r:embed="rId9"/>
+                    <a:blip r:embed="rId10"/>
                     <a:stretch>
                       <a:fillRect/>
                     </a:stretch>
@@ -1016,7 +1028,7 @@
                     </pic:cNvPicPr>
                   </pic:nvPicPr>
                   <pic:blipFill>
-                    <a:blip r:embed="rId10">
+                    <a:blip r:embed="rId11">
                       <a:extLst>
                         <a:ext uri="{28A0092B-C50C-407E-A947-70E740481C1C}">
                           <a14:useLocalDpi xmlns:a14="http://schemas.microsoft.com/office/drawing/2010/main" val="0"/>
@@ -1142,7 +1154,7 @@
                     <pic:cNvPicPr/>
                   </pic:nvPicPr>
                   <pic:blipFill>
-                    <a:blip r:embed="rId11"/>
+                    <a:blip r:embed="rId12"/>
                     <a:stretch>
                       <a:fillRect/>
                     </a:stretch>
@@ -2121,6 +2133,9 @@
     </w:p>
     <w:p>
       <w:r>
+        <w:rPr>
+          <w:noProof/>
+        </w:rPr>
         <w:drawing>
           <wp:inline distT="0" distB="0" distL="0" distR="0" wp14:anchorId="2B738B2B" wp14:editId="0AAEB45C">
             <wp:extent cx="1914792" cy="1086002"/>
@@ -2137,7 +2152,7 @@
                     <pic:cNvPicPr/>
                   </pic:nvPicPr>
                   <pic:blipFill>
-                    <a:blip r:embed="rId12"/>
+                    <a:blip r:embed="rId13"/>
                     <a:stretch>
                       <a:fillRect/>
                     </a:stretch>
@@ -3534,7 +3549,7 @@
                     <pic:cNvPicPr/>
                   </pic:nvPicPr>
                   <pic:blipFill>
-                    <a:blip r:embed="rId13"/>
+                    <a:blip r:embed="rId14"/>
                     <a:stretch>
                       <a:fillRect/>
                     </a:stretch>
@@ -4472,7 +4487,7 @@
                     </pic:cNvPicPr>
                   </pic:nvPicPr>
                   <pic:blipFill>
-                    <a:blip r:embed="rId14">
+                    <a:blip r:embed="rId15">
                       <a:extLst>
                         <a:ext uri="{28A0092B-C50C-407E-A947-70E740481C1C}">
                           <a14:useLocalDpi xmlns:a14="http://schemas.microsoft.com/office/drawing/2010/main" val="0"/>
@@ -5021,6 +5036,7 @@
         <w:rPr>
           <w:b/>
           <w:bCs/>
+          <w:noProof/>
         </w:rPr>
         <w:drawing>
           <wp:inline distT="0" distB="0" distL="0" distR="0" wp14:anchorId="3C61CF02" wp14:editId="6E8B4B79">
@@ -5038,7 +5054,7 @@
                     <pic:cNvPicPr/>
                   </pic:nvPicPr>
                   <pic:blipFill>
-                    <a:blip r:embed="rId15"/>
+                    <a:blip r:embed="rId16"/>
                     <a:stretch>
                       <a:fillRect/>
                     </a:stretch>
@@ -5784,7 +5800,7 @@
                     </pic:cNvPicPr>
                   </pic:nvPicPr>
                   <pic:blipFill>
-                    <a:blip r:embed="rId16">
+                    <a:blip r:embed="rId17">
                       <a:extLst>
                         <a:ext uri="{28A0092B-C50C-407E-A947-70E740481C1C}">
                           <a14:useLocalDpi xmlns:a14="http://schemas.microsoft.com/office/drawing/2010/main" val="0"/>
@@ -13832,6 +13848,7 @@
         <w:rPr>
           <w:b/>
           <w:bCs/>
+          <w:noProof/>
         </w:rPr>
         <w:drawing>
           <wp:inline distT="0" distB="0" distL="0" distR="0" wp14:anchorId="467C203F" wp14:editId="22EDE2C9">
@@ -13849,7 +13866,7 @@
                     <pic:cNvPicPr/>
                   </pic:nvPicPr>
                   <pic:blipFill>
-                    <a:blip r:embed="rId17"/>
+                    <a:blip r:embed="rId18"/>
                     <a:stretch>
                       <a:fillRect/>
                     </a:stretch>
@@ -14195,7 +14212,7 @@
                     <pic:cNvPicPr/>
                   </pic:nvPicPr>
                   <pic:blipFill>
-                    <a:blip r:embed="rId18"/>
+                    <a:blip r:embed="rId19"/>
                     <a:stretch>
                       <a:fillRect/>
                     </a:stretch>
@@ -15750,7 +15767,7 @@
                     </pic:cNvPicPr>
                   </pic:nvPicPr>
                   <pic:blipFill>
-                    <a:blip r:embed="rId19">
+                    <a:blip r:embed="rId20">
                       <a:extLst>
                         <a:ext uri="{28A0092B-C50C-407E-A947-70E740481C1C}">
                           <a14:useLocalDpi xmlns:a14="http://schemas.microsoft.com/office/drawing/2010/main" val="0"/>
@@ -17681,6 +17698,9 @@
         <w:ind w:left="851" w:hanging="131"/>
       </w:pPr>
       <w:r>
+        <w:rPr>
+          <w:noProof/>
+        </w:rPr>
         <w:drawing>
           <wp:inline distT="0" distB="0" distL="0" distR="0" wp14:anchorId="78274761" wp14:editId="20B6867C">
             <wp:extent cx="4229100" cy="1028700"/>
@@ -17699,7 +17719,7 @@
                     </pic:cNvPicPr>
                   </pic:nvPicPr>
                   <pic:blipFill>
-                    <a:blip r:embed="rId20">
+                    <a:blip r:embed="rId21">
                       <a:extLst>
                         <a:ext uri="{28A0092B-C50C-407E-A947-70E740481C1C}">
                           <a14:useLocalDpi xmlns:a14="http://schemas.microsoft.com/office/drawing/2010/main" val="0"/>
@@ -18121,7 +18141,7 @@
                     </pic:cNvPicPr>
                   </pic:nvPicPr>
                   <pic:blipFill>
-                    <a:blip r:embed="rId21">
+                    <a:blip r:embed="rId22">
                       <a:extLst>
                         <a:ext uri="{28A0092B-C50C-407E-A947-70E740481C1C}">
                           <a14:useLocalDpi xmlns:a14="http://schemas.microsoft.com/office/drawing/2010/main" val="0"/>
@@ -19293,7 +19313,7 @@
                     </pic:cNvPicPr>
                   </pic:nvPicPr>
                   <pic:blipFill>
-                    <a:blip r:embed="rId22">
+                    <a:blip r:embed="rId23">
                       <a:extLst>
                         <a:ext uri="{28A0092B-C50C-407E-A947-70E740481C1C}">
                           <a14:useLocalDpi xmlns:a14="http://schemas.microsoft.com/office/drawing/2010/main" val="0"/>
@@ -22903,7 +22923,7 @@
                     </pic:cNvPicPr>
                   </pic:nvPicPr>
                   <pic:blipFill>
-                    <a:blip r:embed="rId23">
+                    <a:blip r:embed="rId24">
                       <a:extLst>
                         <a:ext uri="{28A0092B-C50C-407E-A947-70E740481C1C}">
                           <a14:useLocalDpi xmlns:a14="http://schemas.microsoft.com/office/drawing/2010/main" val="0"/>
@@ -24847,7 +24867,7 @@
                     </pic:cNvPicPr>
                   </pic:nvPicPr>
                   <pic:blipFill>
-                    <a:blip r:embed="rId24" cstate="print">
+                    <a:blip r:embed="rId25" cstate="print">
                       <a:extLst>
                         <a:ext uri="{28A0092B-C50C-407E-A947-70E740481C1C}">
                           <a14:useLocalDpi xmlns:a14="http://schemas.microsoft.com/office/drawing/2010/main" val="0"/>
@@ -27604,7 +27624,7 @@
                     </pic:cNvPicPr>
                   </pic:nvPicPr>
                   <pic:blipFill>
-                    <a:blip r:embed="rId25">
+                    <a:blip r:embed="rId26">
                       <a:extLst>
                         <a:ext uri="{28A0092B-C50C-407E-A947-70E740481C1C}">
                           <a14:useLocalDpi xmlns:a14="http://schemas.microsoft.com/office/drawing/2010/main" val="0"/>
@@ -28660,7 +28680,7 @@
                     </pic:cNvPicPr>
                   </pic:nvPicPr>
                   <pic:blipFill>
-                    <a:blip r:embed="rId26">
+                    <a:blip r:embed="rId27">
                       <a:extLst>
                         <a:ext uri="{28A0092B-C50C-407E-A947-70E740481C1C}">
                           <a14:useLocalDpi xmlns:a14="http://schemas.microsoft.com/office/drawing/2010/main" val="0"/>
@@ -36552,6 +36572,9 @@
     </w:p>
     <w:p>
       <w:r>
+        <w:rPr>
+          <w:noProof/>
+        </w:rPr>
         <w:drawing>
           <wp:inline distT="0" distB="0" distL="0" distR="0" wp14:anchorId="2B496108" wp14:editId="27F53EFC">
             <wp:extent cx="5731510" cy="3250565"/>
@@ -36568,7 +36591,7 @@
                     <pic:cNvPicPr/>
                   </pic:nvPicPr>
                   <pic:blipFill>
-                    <a:blip r:embed="rId27"/>
+                    <a:blip r:embed="rId28"/>
                     <a:stretch>
                       <a:fillRect/>
                     </a:stretch>
@@ -38368,6 +38391,7 @@
   <w:style w:type="character" w:default="1" w:styleId="DefaultParagraphFont">
     <w:name w:val="Default Paragraph Font"/>
     <w:uiPriority w:val="1"/>
+    <w:semiHidden/>
     <w:unhideWhenUsed/>
   </w:style>
   <w:style w:type="table" w:default="1" w:styleId="TableNormal">
